--- a/Documentação/Integracoes_HelpDesk_v1.docx
+++ b/Documentação/Integracoes_HelpDesk_v1.docx
@@ -984,7 +984,7 @@
                 <w:sz w:val="20"/>
                 <w:szCs w:val="20"/>
               </w:rPr>
-              <w:t xml:space="preserve">Socket.IO (WebSocket)</w:t>
+              <w:t xml:space="preserve">FastAPI WebSockets</w:t>
             </w:r>
           </w:p>
         </w:tc>
@@ -1152,7 +1152,7 @@
                 <w:sz w:val="20"/>
                 <w:szCs w:val="20"/>
               </w:rPr>
-              <w:t xml:space="preserve">Cache, filas BullMQ, pub/sub para Socket.IO</w:t>
+              <w:t xml:space="preserve">Cache, filas Celery, pub/sub para FastAPI WebSockets</w:t>
             </w:r>
           </w:p>
         </w:tc>
@@ -5454,7 +5454,7 @@
           <w:sz w:val="20"/>
           <w:szCs w:val="20"/>
         </w:rPr>
-        <w:t xml:space="preserve">O sistema envia e-mails transacionais para notificacoes de chamados, alertas de SLA, redefinicao de senha e pesquisas de satisfacao. Utiliza Nodemailer com templates Handlebars (.hbs) para HTML responsivo.</w:t>
+        <w:t xml:space="preserve">O sistema envia e-mails transacionais para notificacoes de chamados, alertas de SLA, redefinicao de senha e pesquisas de satisfacao. Utiliza FastAPI-Mail com templates Jinja2 para HTML responsivo.</w:t>
       </w:r>
     </w:p>
     <w:p>
@@ -5595,7 +5595,7 @@
                 <w:sz w:val="20"/>
                 <w:szCs w:val="20"/>
               </w:rPr>
-              <w:t xml:space="preserve">Nodemailer 6.x</w:t>
+              <w:t xml:space="preserve">FastAPI-Mail</w:t>
             </w:r>
           </w:p>
         </w:tc>
@@ -5891,7 +5891,7 @@
                 <w:sz w:val="20"/>
                 <w:szCs w:val="20"/>
               </w:rPr>
-              <w:t xml:space="preserve">Handlebars (.hbs) com layouts HTML responsivos</w:t>
+              <w:t xml:space="preserve">Jinja2 com layouts HTML responsivos</w:t>
             </w:r>
           </w:p>
         </w:tc>
@@ -5949,7 +5949,7 @@
                 <w:sz w:val="20"/>
                 <w:szCs w:val="20"/>
               </w:rPr>
-              <w:t xml:space="preserve">Assincrono via BullMQ (email-queue)</w:t>
+              <w:t xml:space="preserve">Assincrono via Celery (email-queue)</w:t>
             </w:r>
           </w:p>
         </w:tc>
@@ -7352,7 +7352,7 @@
                 <w:sz w:val="20"/>
                 <w:szCs w:val="20"/>
               </w:rPr>
-              <w:t xml:space="preserve">Fila BullMQ com concurrency=5 respeita limite do servidor (50 emails/min)</w:t>
+              <w:t xml:space="preserve">Fila Celery com concurrency=5 respeita limite do servidor (50 emails/min)</w:t>
             </w:r>
           </w:p>
         </w:tc>
@@ -7616,7 +7616,7 @@
                 <w:sz w:val="20"/>
                 <w:szCs w:val="20"/>
               </w:rPr>
-              <w:t xml:space="preserve">@aws-sdk/client-s3 + @aws-sdk/s3-request-presigner</w:t>
+              <w:t xml:space="preserve">boto3 + Presigned URLs (AWS SDK Python)</w:t>
             </w:r>
           </w:p>
         </w:tc>
@@ -9153,7 +9153,7 @@
           <w:sz w:val="28"/>
           <w:szCs w:val="28"/>
         </w:rPr>
-        <w:t xml:space="preserve">5. INT-04: Socket.IO - Comunicacao em Tempo Real</w:t>
+        <w:t xml:space="preserve">5. INT-04: FastAPI WebSockets - Comunicacao em Tempo Real</w:t>
       </w:r>
     </w:p>
     <w:p>
@@ -9183,7 +9183,7 @@
           <w:sz w:val="20"/>
           <w:szCs w:val="20"/>
         </w:rPr>
-        <w:t xml:space="preserve">O Socket.IO e responsavel pela comunicacao bidirecional em tempo real entre o frontend e o backend. E utilizado para duas funcionalidades principais: chat dentro dos chamados e notificacoes instantaneas.</w:t>
+        <w:t xml:space="preserve">FastAPI WebSockets e responsavel pela comunicacao bidirecional em tempo real entre o frontend e o backend. E utilizado para duas funcionalidades principais: chat dentro dos chamados e notificacoes instantaneas.</w:t>
       </w:r>
     </w:p>
     <w:p>
@@ -9324,7 +9324,7 @@
                 <w:sz w:val="20"/>
                 <w:szCs w:val="20"/>
               </w:rPr>
-              <w:t xml:space="preserve">socket.io 4.x (Node.js)</w:t>
+              <w:t xml:space="preserve">FastAPI WebSockets (Python 3.12+)</w:t>
             </w:r>
           </w:p>
         </w:tc>
@@ -9620,7 +9620,7 @@
                 <w:sz w:val="20"/>
                 <w:szCs w:val="20"/>
               </w:rPr>
-              <w:t xml:space="preserve">Mesmo servidor HTTP (Express) - path /socket.io</w:t>
+              <w:t xml:space="preserve">Mesmo servidor HTTP (FastAPI) - path /ws</w:t>
             </w:r>
           </w:p>
         </w:tc>
@@ -11552,7 +11552,7 @@
           <w:sz w:val="20"/>
           <w:szCs w:val="20"/>
         </w:rPr>
-        <w:t xml:space="preserve">Reconexao automatica: Socket.IO tenta reconectar com backoff exponencial (1s, 2s, 4s... max 30s)</w:t>
+        <w:t xml:space="preserve">Reconexao automatica: FastAPI WebSocket tenta reconectar com backoff exponencial (1s, 2s, 4s... max 30s)</w:t>
       </w:r>
     </w:p>
     <w:p>
@@ -12034,7 +12034,7 @@
                 <w:sz w:val="20"/>
                 <w:szCs w:val="20"/>
               </w:rPr>
-              <w:t xml:space="preserve">Biblioteca Node.js</w:t>
+              <w:t xml:space="preserve">Biblioteca Python</w:t>
             </w:r>
           </w:p>
         </w:tc>
@@ -12061,7 +12061,7 @@
                 <w:sz w:val="20"/>
                 <w:szCs w:val="20"/>
               </w:rPr>
-              <w:t xml:space="preserve">ioredis 5.x</w:t>
+              <w:t xml:space="preserve">redis-py 5.x</w:t>
             </w:r>
           </w:p>
         </w:tc>
@@ -12660,7 +12660,7 @@
                 <w:sz w:val="20"/>
                 <w:szCs w:val="20"/>
               </w:rPr>
-              <w:t xml:space="preserve">Filas BullMQ</w:t>
+              <w:t xml:space="preserve">Filas Celery</w:t>
             </w:r>
           </w:p>
         </w:tc>
@@ -12744,7 +12744,7 @@
                 <w:sz w:val="20"/>
                 <w:szCs w:val="20"/>
               </w:rPr>
-              <w:t xml:space="preserve">bull:{queueName}:*</w:t>
+              <w:t xml:space="preserve">celery:{queueName}:*</w:t>
             </w:r>
           </w:p>
         </w:tc>
@@ -12775,7 +12775,7 @@
                 <w:sz w:val="20"/>
                 <w:szCs w:val="20"/>
               </w:rPr>
-              <w:t xml:space="preserve">Socket.IO Adapter</w:t>
+              <w:t xml:space="preserve">FastAPI WebSocket Adapter</w:t>
             </w:r>
           </w:p>
         </w:tc>
@@ -12856,7 +12856,7 @@
                 <w:sz w:val="20"/>
                 <w:szCs w:val="20"/>
               </w:rPr>
-              <w:t xml:space="preserve">socket.io#*</w:t>
+              <w:t xml:space="preserve">fastapi.ws#*</w:t>
             </w:r>
           </w:p>
         </w:tc>
@@ -13514,7 +13514,7 @@
                 <w:sz w:val="20"/>
                 <w:szCs w:val="20"/>
               </w:rPr>
-              <w:t xml:space="preserve">Biblioteca Node.js</w:t>
+              <w:t xml:space="preserve">Biblioteca Python</w:t>
             </w:r>
           </w:p>
         </w:tc>
@@ -13542,7 +13542,7 @@
                 <w:sz w:val="20"/>
                 <w:szCs w:val="20"/>
               </w:rPr>
-              <w:t xml:space="preserve">clamscan (wrapper Node.js)</w:t>
+              <w:t xml:space="preserve">pyclamd (wrapper Python)</w:t>
             </w:r>
           </w:p>
         </w:tc>
@@ -14034,7 +14034,7 @@
           <w:sz w:val="20"/>
           <w:szCs w:val="20"/>
         </w:rPr>
-        <w:t xml:space="preserve">Socket.IO em producao: somente WSS (WebSocket Secure)</w:t>
+        <w:t xml:space="preserve">FastAPI WebSocket em producao: somente WSS (WebSocket Secure)</w:t>
       </w:r>
     </w:p>
     <w:p>
